--- a/project_files/Windows_Import_Business_Plan.docx
+++ b/project_files/Windows_Import_Business_Plan.docx
@@ -280,7 +280,7 @@
         <w:t xml:space="preserve">Principals: </w:t>
       </w:r>
       <w:r>
-        <w:t xml:space="preserve">Joaquin Lopez and Nour (role to be confirmed), plus ownership.</w:t>
+        <w:t xml:space="preserve">Joaquin Lopez and Nour, plus ownership.</w:t>
       </w:r>
     </w:p>
     <w:p>
